--- a/00-首页/题组Word/习题书/学生版-打印版/第四篇-元素与分析/1-化学基础与计量.docx
+++ b/00-首页/题组Word/习题书/学生版-打印版/第四篇-元素与分析/1-化学基础与计量.docx
@@ -2,7 +2,7 @@
 <file path=word/document.xml><?xml version="1.0" encoding="utf-8"?>
 <w:document xmlns:w="http://schemas.openxmlformats.org/wordprocessingml/2006/main" xmlns:m="http://schemas.openxmlformats.org/officeDocument/2006/math" xmlns:r="http://schemas.openxmlformats.org/officeDocument/2006/relationships" xmlns:o="urn:schemas-microsoft-com:office:office" xmlns:v="urn:schemas-microsoft-com:vml" xmlns:w10="urn:schemas-microsoft-com:office:word" xmlns:a="http://schemas.openxmlformats.org/drawingml/2006/main" xmlns:pic="http://schemas.openxmlformats.org/drawingml/2006/picture" xmlns:wp="http://schemas.openxmlformats.org/drawingml/2006/wordprocessingDrawing">
   <w:body>
-    <w:bookmarkStart w:id="47" w:name="第-1-章-化学基础与计量"/>
+    <w:bookmarkStart w:id="49" w:name="第-1-章-化学基础与计量"/>
     <w:p>
       <w:pPr>
         <w:pStyle w:val="Heading1"/>
@@ -10342,7 +10342,7 @@
       </w:r>
     </w:p>
     <w:bookmarkEnd w:id="24"/>
-    <w:bookmarkStart w:id="25" w:name="反钙钛矿m摩尔质量第27届初赛"/>
+    <w:bookmarkStart w:id="25" w:name="一分册-测3-7"/>
     <w:p>
       <w:pPr>
         <w:pStyle w:val="Heading2"/>
@@ -10354,6 +10354,185 @@
           <w:rFonts w:ascii="Times New Roman" w:hAnsi="Times New Roman" w:eastAsia="Times New Roman" w:cs="Times New Roman"/>
         </w:rPr>
         <w:t xml:space="preserve">1.17 </w:t>
+      </w:r>
+      <w:r>
+        <w:rPr>
+          <w:rFonts w:hint="eastAsia" w:ascii="Times New Roman" w:hAnsi="Times New Roman" w:eastAsia="SimHei" w:cs="Times New Roman"/>
+        </w:rPr>
+        <w:t>一分册</w:t>
+      </w:r>
+      <w:r>
+        <w:rPr>
+          <w:rFonts w:hint="eastAsia" w:ascii="Times New Roman" w:hAnsi="Times New Roman" w:eastAsia="Times New Roman" w:cs="Times New Roman"/>
+        </w:rPr>
+        <w:t>-</w:t>
+      </w:r>
+      <w:r>
+        <w:rPr>
+          <w:rFonts w:hint="eastAsia" w:ascii="Times New Roman" w:hAnsi="Times New Roman" w:eastAsia="SimHei" w:cs="Times New Roman"/>
+        </w:rPr>
+        <w:t>测</w:t>
+      </w:r>
+      <w:r>
+        <w:rPr>
+          <w:rFonts w:hint="eastAsia" w:ascii="Times New Roman" w:hAnsi="Times New Roman" w:eastAsia="Times New Roman" w:cs="Times New Roman"/>
+        </w:rPr>
+        <w:t>3-7</w:t>
+      </w:r>
+    </w:p>
+    <w:p>
+      <w:pPr>
+        <w:pStyle w:val="Compact"/>
+        <w:numPr>
+          <w:ilvl w:val="0"/>
+          <w:numId w:val="1001"/>
+        </w:numPr>
+      </w:pPr>
+      <w:r>
+        <w:rPr>
+          <w:rFonts w:hint="eastAsia" w:ascii="Times New Roman" w:hAnsi="Times New Roman" w:eastAsia="FangSong" w:cs="Times New Roman"/>
+        </w:rPr>
+        <w:t xml:space="preserve">物质的量为</w:t>
+      </w:r>
+      <w:r>
+        <w:rPr>
+          <w:rFonts w:ascii="Times New Roman" w:hAnsi="Times New Roman" w:eastAsia="Times New Roman" w:cs="Times New Roman"/>
+        </w:rPr>
+        <w:t xml:space="preserve"> 0.10 mol </w:t>
+      </w:r>
+      <w:r>
+        <w:rPr>
+          <w:rFonts w:hint="eastAsia" w:ascii="Times New Roman" w:hAnsi="Times New Roman" w:eastAsia="FangSong" w:cs="Times New Roman"/>
+        </w:rPr>
+        <w:t xml:space="preserve">的镁条在只含有</w:t>
+      </w:r>
+      <w:r>
+        <w:rPr>
+          <w:rFonts w:ascii="Times New Roman" w:hAnsi="Times New Roman" w:eastAsia="Times New Roman" w:cs="Times New Roman"/>
+        </w:rPr>
+        <w:t xml:space="preserve"> CO</w:t>
+      </w:r>
+      <w:r>
+        <w:rPr>
+          <w:rFonts w:ascii="Times New Roman" w:hAnsi="Times New Roman" w:eastAsia="Times New Roman" w:cs="Times New Roman"/>
+          <w:vertAlign w:val="subscript"/>
+        </w:rPr>
+        <w:t>2</w:t>
+      </w:r>
+      <w:r>
+        <w:rPr>
+          <w:rFonts w:ascii="Times New Roman" w:hAnsi="Times New Roman" w:eastAsia="Times New Roman" w:cs="Times New Roman"/>
+        </w:rPr>
+        <w:t xml:space="preserve"> </w:t>
+      </w:r>
+      <w:r>
+        <w:rPr>
+          <w:rFonts w:hint="eastAsia" w:ascii="Times New Roman" w:hAnsi="Times New Roman" w:eastAsia="FangSong" w:cs="Times New Roman"/>
+        </w:rPr>
+        <w:t xml:space="preserve">和</w:t>
+      </w:r>
+      <w:r>
+        <w:rPr>
+          <w:rFonts w:ascii="Times New Roman" w:hAnsi="Times New Roman" w:eastAsia="Times New Roman" w:cs="Times New Roman"/>
+        </w:rPr>
+        <w:t xml:space="preserve"> O</w:t>
+      </w:r>
+      <w:r>
+        <w:rPr>
+          <w:rFonts w:ascii="Times New Roman" w:hAnsi="Times New Roman" w:eastAsia="Times New Roman" w:cs="Times New Roman"/>
+          <w:vertAlign w:val="subscript"/>
+        </w:rPr>
+        <w:t>2</w:t>
+      </w:r>
+      <w:r>
+        <w:rPr>
+          <w:rFonts w:ascii="Times New Roman" w:hAnsi="Times New Roman" w:eastAsia="Times New Roman" w:cs="Times New Roman"/>
+        </w:rPr>
+        <w:t xml:space="preserve"> </w:t>
+      </w:r>
+      <w:r>
+        <w:rPr>
+          <w:rFonts w:hint="eastAsia" w:ascii="Times New Roman" w:hAnsi="Times New Roman" w:eastAsia="FangSong" w:cs="Times New Roman"/>
+        </w:rPr>
+        <w:t>混合气体的容器中燃烧</w:t>
+      </w:r>
+      <w:r>
+        <w:rPr>
+          <w:rFonts w:hint="eastAsia" w:ascii="Times New Roman" w:hAnsi="Times New Roman" w:eastAsia="Times New Roman" w:cs="Times New Roman"/>
+        </w:rPr>
+        <w:t>（</w:t>
+      </w:r>
+      <w:r>
+        <w:rPr>
+          <w:rFonts w:hint="eastAsia" w:ascii="Times New Roman" w:hAnsi="Times New Roman" w:eastAsia="FangSong" w:cs="Times New Roman"/>
+        </w:rPr>
+        <w:t>产物不含碳酸镁</w:t>
+      </w:r>
+      <w:r>
+        <w:rPr>
+          <w:rFonts w:hint="eastAsia" w:ascii="Times New Roman" w:hAnsi="Times New Roman" w:eastAsia="Times New Roman" w:cs="Times New Roman"/>
+        </w:rPr>
+        <w:t>），</w:t>
+      </w:r>
+      <w:r>
+        <w:rPr>
+          <w:rFonts w:hint="eastAsia" w:ascii="Times New Roman" w:hAnsi="Times New Roman" w:eastAsia="FangSong" w:cs="Times New Roman"/>
+        </w:rPr>
+        <w:t>反应后容器内固体物质的质量不可能为</w:t>
+      </w:r>
+      <w:r>
+        <w:rPr>
+          <w:rFonts w:hint="eastAsia" w:ascii="Times New Roman" w:hAnsi="Times New Roman" w:eastAsia="Times New Roman" w:cs="Times New Roman"/>
+        </w:rPr>
+        <w:t>（</w:t>
+      </w:r>
+      <w:r>
+        <w:rPr>
+          <w:rFonts w:ascii="Times New Roman" w:hAnsi="Times New Roman" w:eastAsia="Times New Roman" w:cs="Times New Roman"/>
+        </w:rPr>
+        <w:t xml:space="preserve"> </w:t>
+      </w:r>
+      <w:r>
+        <w:rPr>
+          <w:rFonts w:hint="eastAsia" w:ascii="Times New Roman" w:hAnsi="Times New Roman" w:eastAsia="Times New Roman" w:cs="Times New Roman"/>
+        </w:rPr>
+        <w:t xml:space="preserve">）。</w:t>
+      </w:r>
+    </w:p>
+    <w:p>
+      <w:pPr>
+        <w:pStyle w:val="FirstParagraph"/>
+      </w:pPr>
+      <w:r>
+        <w:rPr>
+          <w:rFonts w:ascii="Times New Roman" w:hAnsi="Times New Roman" w:eastAsia="Times New Roman" w:cs="Times New Roman"/>
+        </w:rPr>
+        <w:t xml:space="preserve">A. 3.2 g　B. 4.0 g　C. 4.2 g　D. 4.6 g</w:t>
+      </w:r>
+    </w:p>
+    <w:p>
+      <w:pPr>
+        <w:spacing w:before="160" w:after="80"/>
+      </w:pPr>
+      <w:r>
+        <w:pict>
+          <v:rect style="width:0;height:1.5pt" o:hralign="center" o:hrstd="t" o:hr="t"/>
+        </w:pict>
+      </w:r>
+    </w:p>
+    <w:bookmarkEnd w:id="25"/>
+    <w:bookmarkStart w:id="26" w:name="反钙钛矿m摩尔质量第27届初赛"/>
+    <w:p>
+      <w:pPr>
+        <w:pStyle w:val="Heading2"/>
+        <w:spacing w:before="280" w:after="80"/>
+        <w:keepNext/>
+      </w:pPr>
+      <w:r>
+        <w:rPr>
+          <w:rFonts w:ascii="Times New Roman" w:hAnsi="Times New Roman" w:eastAsia="Times New Roman" w:cs="Times New Roman"/>
+        </w:rPr>
+        <w:t xml:space="preserve">1.18 </w:t>
       </w:r>
       <w:r>
         <w:rPr>
@@ -11516,8 +11695,8 @@
         </w:pict>
       </w:r>
     </w:p>
-    <w:bookmarkEnd w:id="25"/>
-    <w:bookmarkStart w:id="26" w:name="一分册测试-ch6b-4-高溴酸根离子的核合成"/>
+    <w:bookmarkEnd w:id="26"/>
+    <w:bookmarkStart w:id="27" w:name="一分册测试-ch6b-4-高溴酸根离子的核合成"/>
     <w:p>
       <w:pPr>
         <w:pStyle w:val="Heading2"/>
@@ -11528,7 +11707,7 @@
         <w:rPr>
           <w:rFonts w:ascii="Times New Roman" w:hAnsi="Times New Roman" w:eastAsia="Times New Roman" w:cs="Times New Roman"/>
         </w:rPr>
-        <w:t xml:space="preserve">1.18 </w:t>
+        <w:t xml:space="preserve">1.19 </w:t>
       </w:r>
       <w:r>
         <w:rPr>
@@ -12862,8 +13041,8 @@
         </w:pict>
       </w:r>
     </w:p>
-    <w:bookmarkEnd w:id="26"/>
-    <w:bookmarkStart w:id="27" w:name="一分册测试-ch6b-8-钍的氮化物th3n4与thn晶体"/>
+    <w:bookmarkEnd w:id="27"/>
+    <w:bookmarkStart w:id="28" w:name="一分册测试-ch6b-8-钍的氮化物th3n4与thn晶体"/>
     <w:p>
       <w:pPr>
         <w:pStyle w:val="Heading2"/>
@@ -12874,7 +13053,7 @@
         <w:rPr>
           <w:rFonts w:ascii="Times New Roman" w:hAnsi="Times New Roman" w:eastAsia="Times New Roman" w:cs="Times New Roman"/>
         </w:rPr>
-        <w:t xml:space="preserve">1.19 </w:t>
+        <w:t xml:space="preserve">1.20 </w:t>
       </w:r>
       <w:r>
         <w:rPr>
@@ -14104,8 +14283,8 @@
         </w:pict>
       </w:r>
     </w:p>
-    <w:bookmarkEnd w:id="27"/>
-    <w:bookmarkStart w:id="28" w:name="一分册测试-ch9b-2-核裂变与铁配合物"/>
+    <w:bookmarkEnd w:id="28"/>
+    <w:bookmarkStart w:id="29" w:name="一分册测试-ch9b-2-核裂变与铁配合物"/>
     <w:p>
       <w:pPr>
         <w:pStyle w:val="Heading2"/>
@@ -14116,7 +14295,7 @@
         <w:rPr>
           <w:rFonts w:ascii="Times New Roman" w:hAnsi="Times New Roman" w:eastAsia="Times New Roman" w:cs="Times New Roman"/>
         </w:rPr>
-        <w:t xml:space="preserve">1.20 </w:t>
+        <w:t xml:space="preserve">1.21 </w:t>
       </w:r>
       <w:r>
         <w:rPr>
@@ -15651,8 +15830,8 @@
         </w:pict>
       </w:r>
     </w:p>
-    <w:bookmarkEnd w:id="28"/>
-    <w:bookmarkStart w:id="29" w:name="化学能力测试-ch1a-6-独居石钍铀放射性年代"/>
+    <w:bookmarkEnd w:id="29"/>
+    <w:bookmarkStart w:id="30" w:name="化学能力测试-ch1a-6-独居石钍铀放射性年代"/>
     <w:p>
       <w:pPr>
         <w:pStyle w:val="Heading2"/>
@@ -15663,7 +15842,7 @@
         <w:rPr>
           <w:rFonts w:ascii="Times New Roman" w:hAnsi="Times New Roman" w:eastAsia="Times New Roman" w:cs="Times New Roman"/>
         </w:rPr>
-        <w:t xml:space="preserve">1.21 </w:t>
+        <w:t xml:space="preserve">1.22 </w:t>
       </w:r>
       <w:r>
         <w:rPr>
@@ -17732,8 +17911,8 @@
         </w:pict>
       </w:r>
     </w:p>
-    <w:bookmarkEnd w:id="29"/>
-    <w:bookmarkStart w:id="30" w:name="化学能力测试-ch1a-10-铀同位素放射性系列"/>
+    <w:bookmarkEnd w:id="30"/>
+    <w:bookmarkStart w:id="31" w:name="化学能力测试-ch1a-10-铀同位素放射性系列"/>
     <w:p>
       <w:pPr>
         <w:pStyle w:val="Heading2"/>
@@ -17744,7 +17923,7 @@
         <w:rPr>
           <w:rFonts w:ascii="Times New Roman" w:hAnsi="Times New Roman" w:eastAsia="Times New Roman" w:cs="Times New Roman"/>
         </w:rPr>
-        <w:t xml:space="preserve">1.22 </w:t>
+        <w:t xml:space="preserve">1.23 </w:t>
       </w:r>
       <w:r>
         <w:rPr>
@@ -19598,8 +19777,8 @@
         </w:pict>
       </w:r>
     </w:p>
-    <w:bookmarkEnd w:id="30"/>
-    <w:bookmarkStart w:id="31" w:name="化学能力测试-ch7b-2-有机酯铜盐饱和溶液"/>
+    <w:bookmarkEnd w:id="31"/>
+    <w:bookmarkStart w:id="32" w:name="化学能力测试-ch7b-2-有机酯铜盐饱和溶液"/>
     <w:p>
       <w:pPr>
         <w:pStyle w:val="Heading2"/>
@@ -19610,7 +19789,7 @@
         <w:rPr>
           <w:rFonts w:ascii="Times New Roman" w:hAnsi="Times New Roman" w:eastAsia="Times New Roman" w:cs="Times New Roman"/>
         </w:rPr>
-        <w:t xml:space="preserve">1.23 </w:t>
+        <w:t xml:space="preserve">1.24 </w:t>
       </w:r>
       <w:r>
         <w:rPr>
@@ -21219,8 +21398,8 @@
         </w:pict>
       </w:r>
     </w:p>
-    <w:bookmarkEnd w:id="31"/>
-    <w:bookmarkStart w:id="32" w:name="化学能力测试-ch7b-4-盐溶液混合推断abxy"/>
+    <w:bookmarkEnd w:id="32"/>
+    <w:bookmarkStart w:id="33" w:name="化学能力测试-ch7b-4-盐溶液混合推断abxy"/>
     <w:p>
       <w:pPr>
         <w:pStyle w:val="Heading2"/>
@@ -21231,7 +21410,7 @@
         <w:rPr>
           <w:rFonts w:ascii="Times New Roman" w:hAnsi="Times New Roman" w:eastAsia="Times New Roman" w:cs="Times New Roman"/>
         </w:rPr>
-        <w:t xml:space="preserve">1.24 </w:t>
+        <w:t xml:space="preserve">1.25 </w:t>
       </w:r>
       <w:r>
         <w:rPr>
@@ -22099,7 +22278,7 @@
         <w:pStyle w:val="Compact"/>
         <w:numPr>
           <w:ilvl w:val="0"/>
-          <w:numId w:val="1001"/>
+          <w:numId w:val="1002"/>
         </w:numPr>
       </w:pPr>
       <w:r>
@@ -22152,7 +22331,7 @@
         <w:pStyle w:val="Compact"/>
         <w:numPr>
           <w:ilvl w:val="0"/>
-          <w:numId w:val="1001"/>
+          <w:numId w:val="1002"/>
         </w:numPr>
       </w:pPr>
       <w:r>
@@ -22206,7 +22385,7 @@
         <w:pStyle w:val="Compact"/>
         <w:numPr>
           <w:ilvl w:val="0"/>
-          <w:numId w:val="1001"/>
+          <w:numId w:val="1002"/>
         </w:numPr>
       </w:pPr>
       <w:r>
@@ -22968,8 +23147,8 @@
         </w:pict>
       </w:r>
     </w:p>
-    <w:bookmarkEnd w:id="32"/>
-    <w:bookmarkStart w:id="45" w:name="铝镁合金组成计算第34届初赛"/>
+    <w:bookmarkEnd w:id="33"/>
+    <w:bookmarkStart w:id="34" w:name="二分册-l8实6-mn与co混合紫红溶液推断"/>
     <w:p>
       <w:pPr>
         <w:pStyle w:val="Heading2"/>
@@ -22980,7 +23159,445 @@
         <w:rPr>
           <w:rFonts w:ascii="Times New Roman" w:hAnsi="Times New Roman" w:eastAsia="Times New Roman" w:cs="Times New Roman"/>
         </w:rPr>
-        <w:t xml:space="preserve">1.25 </w:t>
+        <w:t xml:space="preserve">1.26 </w:t>
+      </w:r>
+      <w:r>
+        <w:rPr>
+          <w:rFonts w:hint="eastAsia" w:ascii="Times New Roman" w:hAnsi="Times New Roman" w:eastAsia="SimHei" w:cs="Times New Roman"/>
+        </w:rPr>
+        <w:t>二分册</w:t>
+      </w:r>
+      <w:r>
+        <w:rPr>
+          <w:rFonts w:hint="eastAsia" w:ascii="Times New Roman" w:hAnsi="Times New Roman" w:eastAsia="Times New Roman" w:cs="Times New Roman"/>
+        </w:rPr>
+        <w:t>-L8</w:t>
+      </w:r>
+      <w:r>
+        <w:rPr>
+          <w:rFonts w:hint="eastAsia" w:ascii="Times New Roman" w:hAnsi="Times New Roman" w:eastAsia="SimHei" w:cs="Times New Roman"/>
+        </w:rPr>
+        <w:t>实</w:t>
+      </w:r>
+      <w:r>
+        <w:rPr>
+          <w:rFonts w:hint="eastAsia" w:ascii="Times New Roman" w:hAnsi="Times New Roman" w:eastAsia="Times New Roman" w:cs="Times New Roman"/>
+        </w:rPr>
+        <w:t>6-Mn</w:t>
+      </w:r>
+      <w:r>
+        <w:rPr>
+          <w:rFonts w:hint="eastAsia" w:ascii="Times New Roman" w:hAnsi="Times New Roman" w:eastAsia="SimHei" w:cs="Times New Roman"/>
+        </w:rPr>
+        <w:t>与</w:t>
+      </w:r>
+      <w:r>
+        <w:rPr>
+          <w:rFonts w:hint="eastAsia" w:ascii="Times New Roman" w:hAnsi="Times New Roman" w:eastAsia="Times New Roman" w:cs="Times New Roman"/>
+        </w:rPr>
+        <w:t>Co</w:t>
+      </w:r>
+      <w:r>
+        <w:rPr>
+          <w:rFonts w:hint="eastAsia" w:ascii="Times New Roman" w:hAnsi="Times New Roman" w:eastAsia="SimHei" w:cs="Times New Roman"/>
+        </w:rPr>
+        <w:t>混合紫红溶液推断</w:t>
+      </w:r>
+    </w:p>
+    <w:p>
+      <w:pPr>
+        <w:pStyle w:val="FirstParagraph"/>
+      </w:pPr>
+      <w:r>
+        <w:rPr>
+          <w:rFonts w:ascii="Times New Roman" w:hAnsi="Times New Roman" w:eastAsia="Times New Roman" w:cs="Times New Roman"/>
+        </w:rPr>
+        <w:t xml:space="preserve">⑥ </w:t>
+      </w:r>
+      <w:r>
+        <w:rPr>
+          <w:rFonts w:hint="eastAsia" w:ascii="Times New Roman" w:hAnsi="Times New Roman" w:eastAsia="FangSong" w:cs="Times New Roman"/>
+        </w:rPr>
+        <w:t xml:space="preserve">混合溶液</w:t>
+      </w:r>
+      <w:r>
+        <w:rPr>
+          <w:rFonts w:ascii="Times New Roman" w:hAnsi="Times New Roman" w:eastAsia="Times New Roman" w:cs="Times New Roman"/>
+        </w:rPr>
+        <w:t xml:space="preserve"> A </w:t>
+      </w:r>
+      <w:r>
+        <w:rPr>
+          <w:rFonts w:hint="eastAsia" w:ascii="Times New Roman" w:hAnsi="Times New Roman" w:eastAsia="FangSong" w:cs="Times New Roman"/>
+        </w:rPr>
+        <w:t>为紫红色</w:t>
+      </w:r>
+      <w:r>
+        <w:rPr>
+          <w:rFonts w:hint="eastAsia" w:ascii="Times New Roman" w:hAnsi="Times New Roman" w:eastAsia="Times New Roman" w:cs="Times New Roman"/>
+        </w:rPr>
+        <w:t>。</w:t>
+      </w:r>
+      <w:r>
+        <w:rPr>
+          <w:rFonts w:hint="eastAsia" w:ascii="Times New Roman" w:hAnsi="Times New Roman" w:eastAsia="FangSong" w:cs="Times New Roman"/>
+        </w:rPr>
+        <w:t>向</w:t>
+      </w:r>
+      <w:r>
+        <w:rPr>
+          <w:rFonts w:ascii="Times New Roman" w:hAnsi="Times New Roman" w:eastAsia="Times New Roman" w:cs="Times New Roman"/>
+        </w:rPr>
+        <w:t xml:space="preserve"> A </w:t>
+      </w:r>
+      <w:r>
+        <w:rPr>
+          <w:rFonts w:hint="eastAsia" w:ascii="Times New Roman" w:hAnsi="Times New Roman" w:eastAsia="FangSong" w:cs="Times New Roman"/>
+        </w:rPr>
+        <w:t xml:space="preserve">中加入浓</w:t>
+      </w:r>
+      <w:r>
+        <w:rPr>
+          <w:rFonts w:ascii="Times New Roman" w:hAnsi="Times New Roman" w:eastAsia="Times New Roman" w:cs="Times New Roman"/>
+        </w:rPr>
+        <w:t xml:space="preserve"> HCl </w:t>
+      </w:r>
+      <w:r>
+        <w:rPr>
+          <w:rFonts w:hint="eastAsia" w:ascii="Times New Roman" w:hAnsi="Times New Roman" w:eastAsia="FangSong" w:cs="Times New Roman"/>
+        </w:rPr>
+        <w:t xml:space="preserve">并微微加热得蓝色溶液</w:t>
+      </w:r>
+      <w:r>
+        <w:rPr>
+          <w:rFonts w:ascii="Times New Roman" w:hAnsi="Times New Roman" w:eastAsia="Times New Roman" w:cs="Times New Roman"/>
+        </w:rPr>
+        <w:t xml:space="preserve"> B </w:t>
+      </w:r>
+      <w:r>
+        <w:rPr>
+          <w:rFonts w:hint="eastAsia" w:ascii="Times New Roman" w:hAnsi="Times New Roman" w:eastAsia="FangSong" w:cs="Times New Roman"/>
+        </w:rPr>
+        <w:t xml:space="preserve">和气体</w:t>
+      </w:r>
+      <w:r>
+        <w:rPr>
+          <w:rFonts w:ascii="Times New Roman" w:hAnsi="Times New Roman" w:eastAsia="Times New Roman" w:cs="Times New Roman"/>
+        </w:rPr>
+        <w:t xml:space="preserve"> C。A </w:t>
+      </w:r>
+      <w:r>
+        <w:rPr>
+          <w:rFonts w:hint="eastAsia" w:ascii="Times New Roman" w:hAnsi="Times New Roman" w:eastAsia="FangSong" w:cs="Times New Roman"/>
+        </w:rPr>
+        <w:t xml:space="preserve">中加入</w:t>
+      </w:r>
+      <w:r>
+        <w:rPr>
+          <w:rFonts w:ascii="Times New Roman" w:hAnsi="Times New Roman" w:eastAsia="Times New Roman" w:cs="Times New Roman"/>
+        </w:rPr>
+        <w:t xml:space="preserve"> NaOH </w:t>
+      </w:r>
+      <w:r>
+        <w:rPr>
+          <w:rFonts w:hint="eastAsia" w:ascii="Times New Roman" w:hAnsi="Times New Roman" w:eastAsia="FangSong" w:cs="Times New Roman"/>
+        </w:rPr>
+        <w:t>溶液</w:t>
+      </w:r>
+      <w:r>
+        <w:rPr>
+          <w:rFonts w:hint="eastAsia" w:ascii="Times New Roman" w:hAnsi="Times New Roman" w:eastAsia="Times New Roman" w:cs="Times New Roman"/>
+        </w:rPr>
+        <w:t>，</w:t>
+      </w:r>
+      <w:r>
+        <w:rPr>
+          <w:rFonts w:hint="eastAsia" w:ascii="Times New Roman" w:hAnsi="Times New Roman" w:eastAsia="FangSong" w:cs="Times New Roman"/>
+        </w:rPr>
+        <w:t>得棕黑色沉淀</w:t>
+      </w:r>
+      <w:r>
+        <w:rPr>
+          <w:rFonts w:ascii="Times New Roman" w:hAnsi="Times New Roman" w:eastAsia="Times New Roman" w:cs="Times New Roman"/>
+        </w:rPr>
+        <w:t xml:space="preserve"> D </w:t>
+      </w:r>
+      <w:r>
+        <w:rPr>
+          <w:rFonts w:hint="eastAsia" w:ascii="Times New Roman" w:hAnsi="Times New Roman" w:eastAsia="FangSong" w:cs="Times New Roman"/>
+        </w:rPr>
+        <w:t xml:space="preserve">和绿色溶液</w:t>
+      </w:r>
+      <w:r>
+        <w:rPr>
+          <w:rFonts w:ascii="Times New Roman" w:hAnsi="Times New Roman" w:eastAsia="Times New Roman" w:cs="Times New Roman"/>
+        </w:rPr>
+        <w:t xml:space="preserve"> </w:t>
+      </w:r>
+      <w:r>
+        <w:rPr>
+          <w:rFonts w:hint="eastAsia" w:ascii="Times New Roman" w:hAnsi="Times New Roman" w:eastAsia="Times New Roman" w:cs="Times New Roman"/>
+        </w:rPr>
+        <w:t>E。</w:t>
+      </w:r>
+      <w:r>
+        <w:rPr>
+          <w:rFonts w:hint="eastAsia" w:ascii="Times New Roman" w:hAnsi="Times New Roman" w:eastAsia="FangSong" w:cs="Times New Roman"/>
+        </w:rPr>
+        <w:t>向</w:t>
+      </w:r>
+      <w:r>
+        <w:rPr>
+          <w:rFonts w:ascii="Times New Roman" w:hAnsi="Times New Roman" w:eastAsia="Times New Roman" w:cs="Times New Roman"/>
+        </w:rPr>
+        <w:t xml:space="preserve"> A </w:t>
+      </w:r>
+      <w:r>
+        <w:rPr>
+          <w:rFonts w:hint="eastAsia" w:ascii="Times New Roman" w:hAnsi="Times New Roman" w:eastAsia="FangSong" w:cs="Times New Roman"/>
+        </w:rPr>
+        <w:t xml:space="preserve">中通入过量</w:t>
+      </w:r>
+      <w:r>
+        <w:rPr>
+          <w:rFonts w:ascii="Times New Roman" w:hAnsi="Times New Roman" w:eastAsia="Times New Roman" w:cs="Times New Roman"/>
+        </w:rPr>
+        <w:t xml:space="preserve"> </w:t>
+      </w:r>
+      <w:r>
+        <w:rPr>
+          <w:rFonts w:hint="eastAsia" w:ascii="Times New Roman" w:hAnsi="Times New Roman" w:eastAsia="Times New Roman" w:cs="Times New Roman"/>
+        </w:rPr>
+        <w:t>SO</w:t>
+      </w:r>
+      <w:r>
+        <w:rPr>
+          <w:rFonts w:hint="eastAsia" w:ascii="Times New Roman" w:hAnsi="Times New Roman" w:eastAsia="Times New Roman" w:cs="Times New Roman"/>
+          <w:vertAlign w:val="subscript"/>
+        </w:rPr>
+        <w:t>2</w:t>
+      </w:r>
+      <w:r>
+        <w:rPr>
+          <w:rFonts w:hint="eastAsia" w:ascii="Times New Roman" w:hAnsi="Times New Roman" w:eastAsia="Times New Roman" w:cs="Times New Roman"/>
+        </w:rPr>
+        <w:t>，</w:t>
+      </w:r>
+      <w:r>
+        <w:rPr>
+          <w:rFonts w:hint="eastAsia" w:ascii="Times New Roman" w:hAnsi="Times New Roman" w:eastAsia="FangSong" w:cs="Times New Roman"/>
+        </w:rPr>
+        <w:t>则溶液最后变为粉红色溶液</w:t>
+      </w:r>
+      <w:r>
+        <w:rPr>
+          <w:rFonts w:ascii="Times New Roman" w:hAnsi="Times New Roman" w:eastAsia="Times New Roman" w:cs="Times New Roman"/>
+        </w:rPr>
+        <w:t xml:space="preserve"> </w:t>
+      </w:r>
+      <w:r>
+        <w:rPr>
+          <w:rFonts w:hint="eastAsia" w:ascii="Times New Roman" w:hAnsi="Times New Roman" w:eastAsia="Times New Roman" w:cs="Times New Roman"/>
+        </w:rPr>
+        <w:t>F。</w:t>
+      </w:r>
+      <w:r>
+        <w:rPr>
+          <w:rFonts w:hint="eastAsia" w:ascii="Times New Roman" w:hAnsi="Times New Roman" w:eastAsia="FangSong" w:cs="Times New Roman"/>
+        </w:rPr>
+        <w:t>向</w:t>
+      </w:r>
+      <w:r>
+        <w:rPr>
+          <w:rFonts w:ascii="Times New Roman" w:hAnsi="Times New Roman" w:eastAsia="Times New Roman" w:cs="Times New Roman"/>
+        </w:rPr>
+        <w:t xml:space="preserve"> F </w:t>
+      </w:r>
+      <w:r>
+        <w:rPr>
+          <w:rFonts w:hint="eastAsia" w:ascii="Times New Roman" w:hAnsi="Times New Roman" w:eastAsia="FangSong" w:cs="Times New Roman"/>
+        </w:rPr>
+        <w:t>中加入过量氨水</w:t>
+      </w:r>
+      <w:r>
+        <w:rPr>
+          <w:rFonts w:hint="eastAsia" w:ascii="Times New Roman" w:hAnsi="Times New Roman" w:eastAsia="Times New Roman" w:cs="Times New Roman"/>
+        </w:rPr>
+        <w:t>，</w:t>
+      </w:r>
+      <w:r>
+        <w:rPr>
+          <w:rFonts w:hint="eastAsia" w:ascii="Times New Roman" w:hAnsi="Times New Roman" w:eastAsia="FangSong" w:cs="Times New Roman"/>
+        </w:rPr>
+        <w:t>得白色沉淀</w:t>
+      </w:r>
+      <w:r>
+        <w:rPr>
+          <w:rFonts w:ascii="Times New Roman" w:hAnsi="Times New Roman" w:eastAsia="Times New Roman" w:cs="Times New Roman"/>
+        </w:rPr>
+        <w:t xml:space="preserve"> G </w:t>
+      </w:r>
+      <w:r>
+        <w:rPr>
+          <w:rFonts w:hint="eastAsia" w:ascii="Times New Roman" w:hAnsi="Times New Roman" w:eastAsia="FangSong" w:cs="Times New Roman"/>
+        </w:rPr>
+        <w:t xml:space="preserve">和棕黄色溶液</w:t>
+      </w:r>
+      <w:r>
+        <w:rPr>
+          <w:rFonts w:ascii="Times New Roman" w:hAnsi="Times New Roman" w:eastAsia="Times New Roman" w:cs="Times New Roman"/>
+        </w:rPr>
+        <w:t xml:space="preserve"> H。G </w:t>
+      </w:r>
+      <w:r>
+        <w:rPr>
+          <w:rFonts w:hint="eastAsia" w:ascii="Times New Roman" w:hAnsi="Times New Roman" w:eastAsia="FangSong" w:cs="Times New Roman"/>
+        </w:rPr>
+        <w:t>在空气中缓慢转化为棕黑色沉淀</w:t>
+      </w:r>
+      <w:r>
+        <w:rPr>
+          <w:rFonts w:hint="eastAsia" w:ascii="Times New Roman" w:hAnsi="Times New Roman" w:eastAsia="Times New Roman" w:cs="Times New Roman"/>
+        </w:rPr>
+        <w:t>。</w:t>
+      </w:r>
+      <w:r>
+        <w:rPr>
+          <w:rFonts w:hint="eastAsia" w:ascii="Times New Roman" w:hAnsi="Times New Roman" w:eastAsia="FangSong" w:cs="Times New Roman"/>
+        </w:rPr>
+        <w:t>将</w:t>
+      </w:r>
+      <w:r>
+        <w:rPr>
+          <w:rFonts w:ascii="Times New Roman" w:hAnsi="Times New Roman" w:eastAsia="Times New Roman" w:cs="Times New Roman"/>
+        </w:rPr>
+        <w:t xml:space="preserve"> D </w:t>
+      </w:r>
+      <w:r>
+        <w:rPr>
+          <w:rFonts w:hint="eastAsia" w:ascii="Times New Roman" w:hAnsi="Times New Roman" w:eastAsia="FangSong" w:cs="Times New Roman"/>
+        </w:rPr>
+        <w:t xml:space="preserve">和</w:t>
+      </w:r>
+      <w:r>
+        <w:rPr>
+          <w:rFonts w:ascii="Times New Roman" w:hAnsi="Times New Roman" w:eastAsia="Times New Roman" w:cs="Times New Roman"/>
+        </w:rPr>
+        <w:t xml:space="preserve"> G </w:t>
+      </w:r>
+      <w:r>
+        <w:rPr>
+          <w:rFonts w:hint="eastAsia" w:ascii="Times New Roman" w:hAnsi="Times New Roman" w:eastAsia="FangSong" w:cs="Times New Roman"/>
+        </w:rPr>
+        <w:t xml:space="preserve">混合后加入</w:t>
+      </w:r>
+      <w:r>
+        <w:rPr>
+          <w:rFonts w:ascii="Times New Roman" w:hAnsi="Times New Roman" w:eastAsia="Times New Roman" w:cs="Times New Roman"/>
+        </w:rPr>
+        <w:t xml:space="preserve"> </w:t>
+      </w:r>
+      <m:oMath>
+        <m:sSub>
+          <m:e>
+            <m:r>
+              <m:t>H</m:t>
+            </m:r>
+          </m:e>
+          <m:sub>
+            <m:r>
+              <m:t>2</m:t>
+            </m:r>
+          </m:sub>
+        </m:sSub>
+        <m:r>
+          <m:t>S</m:t>
+        </m:r>
+        <m:sSub>
+          <m:e>
+            <m:r>
+              <m:t>O</m:t>
+            </m:r>
+          </m:e>
+          <m:sub>
+            <m:r>
+              <m:t>4</m:t>
+            </m:r>
+          </m:sub>
+        </m:sSub>
+      </m:oMath>
+      <w:r>
+        <w:rPr>
+          <w:rFonts w:hint="eastAsia" w:ascii="Times New Roman" w:hAnsi="Times New Roman" w:eastAsia="Times New Roman" w:cs="Times New Roman"/>
+        </w:rPr>
+        <w:t>，</w:t>
+      </w:r>
+      <w:r>
+        <w:rPr>
+          <w:rFonts w:hint="eastAsia" w:ascii="Times New Roman" w:hAnsi="Times New Roman" w:eastAsia="FangSong" w:cs="Times New Roman"/>
+        </w:rPr>
+        <w:t>又得溶液</w:t>
+      </w:r>
+      <w:r>
+        <w:rPr>
+          <w:rFonts w:ascii="Times New Roman" w:hAnsi="Times New Roman" w:eastAsia="Times New Roman" w:cs="Times New Roman"/>
+        </w:rPr>
+        <w:t xml:space="preserve"> </w:t>
+      </w:r>
+      <w:r>
+        <w:rPr>
+          <w:rFonts w:hint="eastAsia" w:ascii="Times New Roman" w:hAnsi="Times New Roman" w:eastAsia="Times New Roman" w:cs="Times New Roman"/>
+        </w:rPr>
+        <w:t>A。</w:t>
+      </w:r>
+      <w:r>
+        <w:rPr>
+          <w:rFonts w:hint="eastAsia" w:ascii="Times New Roman" w:hAnsi="Times New Roman" w:eastAsia="FangSong" w:cs="Times New Roman"/>
+        </w:rPr>
+        <w:t>给出各字母所代表的物质</w:t>
+      </w:r>
+      <w:r>
+        <w:rPr>
+          <w:rFonts w:hint="eastAsia" w:ascii="Times New Roman" w:hAnsi="Times New Roman" w:eastAsia="Times New Roman" w:cs="Times New Roman"/>
+        </w:rPr>
+        <w:t>，</w:t>
+      </w:r>
+      <w:r>
+        <w:rPr>
+          <w:rFonts w:hint="eastAsia" w:ascii="Times New Roman" w:hAnsi="Times New Roman" w:eastAsia="FangSong" w:cs="Times New Roman"/>
+        </w:rPr>
+        <w:t>写出有关的化学反应方程式</w:t>
+      </w:r>
+      <w:r>
+        <w:rPr>
+          <w:rFonts w:hint="eastAsia" w:ascii="Times New Roman" w:hAnsi="Times New Roman" w:eastAsia="Times New Roman" w:cs="Times New Roman"/>
+        </w:rPr>
+        <w:t>。</w:t>
+      </w:r>
+    </w:p>
+    <w:p>
+      <w:pPr>
+        <w:spacing w:before="160" w:after="80"/>
+      </w:pPr>
+      <w:r>
+        <w:pict>
+          <v:rect style="width:0;height:1.5pt" o:hralign="center" o:hrstd="t" o:hr="t"/>
+        </w:pict>
+      </w:r>
+    </w:p>
+    <w:bookmarkEnd w:id="34"/>
+    <w:bookmarkStart w:id="47" w:name="铝镁合金组成计算第34届初赛"/>
+    <w:p>
+      <w:pPr>
+        <w:pStyle w:val="Heading2"/>
+        <w:spacing w:before="280" w:after="80"/>
+        <w:keepNext/>
+      </w:pPr>
+      <w:r>
+        <w:rPr>
+          <w:rFonts w:ascii="Times New Roman" w:hAnsi="Times New Roman" w:eastAsia="Times New Roman" w:cs="Times New Roman"/>
+        </w:rPr>
+        <w:t xml:space="preserve">1.27 </w:t>
       </w:r>
       <w:r>
         <w:rPr>
@@ -23353,18 +23970,18 @@
           <wp:inline>
             <wp:extent cx="3048000" cy="1778000"/>
             <wp:effectExtent b="0" l="0" r="0" t="0"/>
-            <wp:docPr descr="" title="" id="34" name="Picture"/>
+            <wp:docPr descr="" title="" id="36" name="Picture"/>
             <a:graphic>
               <a:graphicData uri="http://schemas.openxmlformats.org/drawingml/2006/picture">
                 <pic:pic>
                   <pic:nvPicPr>
-                    <pic:cNvPr descr="21343dea863926f8c0bc316c154d819dce384cf62d38752b4b0832361b3e7870.jpg" id="35" name="Picture"/>
+                    <pic:cNvPr descr="21343dea863926f8c0bc316c154d819dce384cf62d38752b4b0832361b3e7870.jpg" id="37" name="Picture"/>
                     <pic:cNvPicPr>
                       <a:picLocks noChangeArrowheads="1" noChangeAspect="1"/>
                     </pic:cNvPicPr>
                   </pic:nvPicPr>
                   <pic:blipFill>
-                    <a:blip r:embed="rId33"/>
+                    <a:blip r:embed="rId35"/>
                     <a:stretch>
                       <a:fillRect/>
                     </a:stretch>
@@ -23417,18 +24034,18 @@
           <wp:inline>
             <wp:extent cx="3600000" cy="1258163"/>
             <wp:effectExtent b="0" l="0" r="0" t="0"/>
-            <wp:docPr descr="" title="" id="37" name="Picture"/>
+            <wp:docPr descr="" title="" id="39" name="Picture"/>
             <a:graphic>
               <a:graphicData uri="http://schemas.openxmlformats.org/drawingml/2006/picture">
                 <pic:pic>
                   <pic:nvPicPr>
-                    <pic:cNvPr descr="c9c5ee22a62be472937a385f5d43eb637335095268d844affdd80e0987ed2a1a.jpg" id="38" name="Picture"/>
+                    <pic:cNvPr descr="c9c5ee22a62be472937a385f5d43eb637335095268d844affdd80e0987ed2a1a.jpg" id="40" name="Picture"/>
                     <pic:cNvPicPr>
                       <a:picLocks noChangeArrowheads="1" noChangeAspect="1"/>
                     </pic:cNvPicPr>
                   </pic:nvPicPr>
                   <pic:blipFill>
-                    <a:blip r:embed="rId36"/>
+                    <a:blip r:embed="rId38"/>
                     <a:stretch>
                       <a:fillRect/>
                     </a:stretch>
@@ -23481,18 +24098,18 @@
           <wp:inline>
             <wp:extent cx="3187700" cy="1143000"/>
             <wp:effectExtent b="0" l="0" r="0" t="0"/>
-            <wp:docPr descr="" title="" id="40" name="Picture"/>
+            <wp:docPr descr="" title="" id="42" name="Picture"/>
             <a:graphic>
               <a:graphicData uri="http://schemas.openxmlformats.org/drawingml/2006/picture">
                 <pic:pic>
                   <pic:nvPicPr>
-                    <pic:cNvPr descr="57cb92e87d4600a794b6d2c6750793a75001cf02eb0bcaeb6d6b74500b3780b8.jpg" id="41" name="Picture"/>
+                    <pic:cNvPr descr="57cb92e87d4600a794b6d2c6750793a75001cf02eb0bcaeb6d6b74500b3780b8.jpg" id="43" name="Picture"/>
                     <pic:cNvPicPr>
                       <a:picLocks noChangeArrowheads="1" noChangeAspect="1"/>
                     </pic:cNvPicPr>
                   </pic:nvPicPr>
                   <pic:blipFill>
-                    <a:blip r:embed="rId39"/>
+                    <a:blip r:embed="rId41"/>
                     <a:stretch>
                       <a:fillRect/>
                     </a:stretch>
@@ -23545,18 +24162,18 @@
           <wp:inline>
             <wp:extent cx="3600000" cy="1571967"/>
             <wp:effectExtent b="0" l="0" r="0" t="0"/>
-            <wp:docPr descr="" title="" id="43" name="Picture"/>
+            <wp:docPr descr="" title="" id="45" name="Picture"/>
             <a:graphic>
               <a:graphicData uri="http://schemas.openxmlformats.org/drawingml/2006/picture">
                 <pic:pic>
                   <pic:nvPicPr>
-                    <pic:cNvPr descr="d90a3c322e3e9d7b2c6f87f30febd3e9cb0bfd71420c424c9478c1101b08e454.jpg" id="44" name="Picture"/>
+                    <pic:cNvPr descr="d90a3c322e3e9d7b2c6f87f30febd3e9cb0bfd71420c424c9478c1101b08e454.jpg" id="46" name="Picture"/>
                     <pic:cNvPicPr>
                       <a:picLocks noChangeArrowheads="1" noChangeAspect="1"/>
                     </pic:cNvPicPr>
                   </pic:nvPicPr>
                   <pic:blipFill>
-                    <a:blip r:embed="rId42"/>
+                    <a:blip r:embed="rId44"/>
                     <a:stretch>
                       <a:fillRect/>
                     </a:stretch>
@@ -23791,8 +24408,8 @@
         </w:pict>
       </w:r>
     </w:p>
-    <w:bookmarkEnd w:id="45"/>
-    <w:bookmarkStart w:id="46" w:name="section"/>
+    <w:bookmarkEnd w:id="47"/>
+    <w:bookmarkStart w:id="48" w:name="section"/>
     <w:p>
       <w:pPr>
         <w:pStyle w:val="Heading2"/>
@@ -23803,7 +24420,7 @@
         <w:rPr>
           <w:rFonts w:ascii="Times New Roman" w:hAnsi="Times New Roman" w:eastAsia="Times New Roman" w:cs="Times New Roman"/>
         </w:rPr>
-        <w:t xml:space="preserve">1.26 02-27</w:t>
+        <w:t xml:space="preserve">1.28 02-27</w:t>
       </w:r>
     </w:p>
     <w:p>
@@ -24264,8 +24881,8 @@
         </w:pict>
       </w:r>
     </w:p>
-    <w:bookmarkEnd w:id="46"/>
-    <w:bookmarkEnd w:id="47"/>
+    <w:bookmarkEnd w:id="48"/>
+    <w:bookmarkEnd w:id="49"/>
     <w:sectPr>
       <w:footerReference w:type="default" r:id="rId9"/>
       <w:headerReference w:type="default" r:id="rId10"/>
@@ -24493,6 +25110,91 @@
       </w:pPr>
     </w:lvl>
   </w:abstractNum>
+  <w:abstractNum w:abstractNumId="99417">
+    <w:nsid w:val="00A99417"/>
+    <w:multiLevelType w:val="multilevel"/>
+    <w:lvl w:ilvl="0">
+      <w:start w:val="7"/>
+      <w:numFmt w:val="decimal"/>
+      <w:lvlText w:val="%1."/>
+      <w:lvlJc w:val="left"/>
+      <w:pPr>
+        <w:ind w:left="720" w:hanging="360"/>
+      </w:pPr>
+    </w:lvl>
+    <w:lvl w:ilvl="1">
+      <w:start w:val="7"/>
+      <w:numFmt w:val="decimal"/>
+      <w:lvlText w:val="%2."/>
+      <w:lvlJc w:val="left"/>
+      <w:pPr>
+        <w:ind w:left="1440" w:hanging="360"/>
+      </w:pPr>
+    </w:lvl>
+    <w:lvl w:ilvl="2">
+      <w:start w:val="7"/>
+      <w:numFmt w:val="decimal"/>
+      <w:lvlText w:val="%3."/>
+      <w:lvlJc w:val="left"/>
+      <w:pPr>
+        <w:ind w:left="2160" w:hanging="360"/>
+      </w:pPr>
+    </w:lvl>
+    <w:lvl w:ilvl="3">
+      <w:start w:val="7"/>
+      <w:numFmt w:val="decimal"/>
+      <w:lvlText w:val="%4."/>
+      <w:lvlJc w:val="left"/>
+      <w:pPr>
+        <w:ind w:left="2880" w:hanging="360"/>
+      </w:pPr>
+    </w:lvl>
+    <w:lvl w:ilvl="4">
+      <w:start w:val="7"/>
+      <w:numFmt w:val="decimal"/>
+      <w:lvlText w:val="%5."/>
+      <w:lvlJc w:val="left"/>
+      <w:pPr>
+        <w:ind w:left="3600" w:hanging="360"/>
+      </w:pPr>
+    </w:lvl>
+    <w:lvl w:ilvl="5">
+      <w:start w:val="7"/>
+      <w:numFmt w:val="decimal"/>
+      <w:lvlText w:val="%6."/>
+      <w:lvlJc w:val="left"/>
+      <w:pPr>
+        <w:ind w:left="4320" w:hanging="360"/>
+      </w:pPr>
+    </w:lvl>
+    <w:lvl w:ilvl="6">
+      <w:start w:val="7"/>
+      <w:numFmt w:val="decimal"/>
+      <w:lvlText w:val="%7."/>
+      <w:lvlJc w:val="left"/>
+      <w:pPr>
+        <w:ind w:left="5040" w:hanging="360"/>
+      </w:pPr>
+    </w:lvl>
+    <w:lvl w:ilvl="7">
+      <w:start w:val="7"/>
+      <w:numFmt w:val="decimal"/>
+      <w:lvlText w:val="%8."/>
+      <w:lvlJc w:val="left"/>
+      <w:pPr>
+        <w:ind w:left="5760" w:hanging="360"/>
+      </w:pPr>
+    </w:lvl>
+    <w:lvl w:ilvl="8">
+      <w:start w:val="7"/>
+      <w:numFmt w:val="decimal"/>
+      <w:lvlText w:val="%9."/>
+      <w:lvlJc w:val="left"/>
+      <w:pPr>
+        <w:ind w:left="6480" w:hanging="360"/>
+      </w:pPr>
+    </w:lvl>
+  </w:abstractNum>
   <w:abstractNum w:abstractNumId="991">
     <w:nsid w:val="0000A991"/>
     <w:multiLevelType w:val="multilevel"/>
@@ -24600,6 +25302,36 @@
     <w:abstractNumId w:val="990"/>
   </w:num>
   <w:num w:numId="1001">
+    <w:abstractNumId w:val="99417"/>
+    <w:lvlOverride w:ilvl="0">
+      <w:startOverride w:val="7"/>
+    </w:lvlOverride>
+    <w:lvlOverride w:ilvl="1">
+      <w:startOverride w:val="7"/>
+    </w:lvlOverride>
+    <w:lvlOverride w:ilvl="2">
+      <w:startOverride w:val="7"/>
+    </w:lvlOverride>
+    <w:lvlOverride w:ilvl="3">
+      <w:startOverride w:val="7"/>
+    </w:lvlOverride>
+    <w:lvlOverride w:ilvl="4">
+      <w:startOverride w:val="7"/>
+    </w:lvlOverride>
+    <w:lvlOverride w:ilvl="5">
+      <w:startOverride w:val="7"/>
+    </w:lvlOverride>
+    <w:lvlOverride w:ilvl="6">
+      <w:startOverride w:val="7"/>
+    </w:lvlOverride>
+    <w:lvlOverride w:ilvl="7">
+      <w:startOverride w:val="7"/>
+    </w:lvlOverride>
+    <w:lvlOverride w:ilvl="8">
+      <w:startOverride w:val="7"/>
+    </w:lvlOverride>
+  </w:num>
+  <w:num w:numId="1002">
     <w:abstractNumId w:val="991"/>
   </w:num>
 </w:numbering>

--- a/00-首页/题组Word/习题书/学生版-打印版/第四篇-元素与分析/1-化学基础与计量.docx
+++ b/00-首页/题组Word/习题书/学生版-打印版/第四篇-元素与分析/1-化学基础与计量.docx
@@ -5188,7 +5188,7 @@
       </w:r>
     </w:p>
     <w:bookmarkEnd w:id="11"/>
-    <w:bookmarkStart w:id="12" w:name="一分册测试-ch10a-6-氯同位素分子与pcl5"/>
+    <w:bookmarkStart w:id="12" w:name="ch10a-6-氯同位素分子与pcl5"/>
     <w:p>
       <w:pPr>
         <w:pStyle w:val="Heading2"/>
@@ -5203,15 +5203,9 @@
       </w:r>
       <w:r>
         <w:rPr>
-          <w:rFonts w:hint="eastAsia" w:ascii="Times New Roman" w:hAnsi="Times New Roman" w:eastAsia="SimHei" w:cs="Times New Roman"/>
-        </w:rPr>
-        <w:t>一分册测试</w:t>
-      </w:r>
-      <w:r>
-        <w:rPr>
-          <w:rFonts w:hint="eastAsia" w:ascii="Times New Roman" w:hAnsi="Times New Roman" w:eastAsia="Times New Roman" w:cs="Times New Roman"/>
-        </w:rPr>
-        <w:t>-Ch10A-6-</w:t>
+          <w:rFonts w:hint="eastAsia" w:ascii="Times New Roman" w:hAnsi="Times New Roman" w:eastAsia="Times New Roman" w:cs="Times New Roman"/>
+        </w:rPr>
+        <w:t>Ch10A-6-</w:t>
       </w:r>
       <w:r>
         <w:rPr>
@@ -11696,7 +11690,7 @@
       </w:r>
     </w:p>
     <w:bookmarkEnd w:id="26"/>
-    <w:bookmarkStart w:id="27" w:name="一分册测试-ch6b-4-高溴酸根离子的核合成"/>
+    <w:bookmarkStart w:id="27" w:name="ch6b-4-高溴酸根离子的核合成"/>
     <w:p>
       <w:pPr>
         <w:pStyle w:val="Heading2"/>
@@ -11711,15 +11705,9 @@
       </w:r>
       <w:r>
         <w:rPr>
-          <w:rFonts w:hint="eastAsia" w:ascii="Times New Roman" w:hAnsi="Times New Roman" w:eastAsia="SimHei" w:cs="Times New Roman"/>
-        </w:rPr>
-        <w:t>一分册测试</w:t>
-      </w:r>
-      <w:r>
-        <w:rPr>
-          <w:rFonts w:hint="eastAsia" w:ascii="Times New Roman" w:hAnsi="Times New Roman" w:eastAsia="Times New Roman" w:cs="Times New Roman"/>
-        </w:rPr>
-        <w:t>-Ch6B-4-</w:t>
+          <w:rFonts w:hint="eastAsia" w:ascii="Times New Roman" w:hAnsi="Times New Roman" w:eastAsia="Times New Roman" w:cs="Times New Roman"/>
+        </w:rPr>
+        <w:t>Ch6B-4-</w:t>
       </w:r>
       <w:r>
         <w:rPr>
@@ -13042,7 +13030,7 @@
       </w:r>
     </w:p>
     <w:bookmarkEnd w:id="27"/>
-    <w:bookmarkStart w:id="28" w:name="一分册测试-ch6b-8-钍的氮化物th3n4与thn晶体"/>
+    <w:bookmarkStart w:id="28" w:name="ch6b-8-钍的氮化物th3n4与thn晶体"/>
     <w:p>
       <w:pPr>
         <w:pStyle w:val="Heading2"/>
@@ -13057,15 +13045,9 @@
       </w:r>
       <w:r>
         <w:rPr>
-          <w:rFonts w:hint="eastAsia" w:ascii="Times New Roman" w:hAnsi="Times New Roman" w:eastAsia="SimHei" w:cs="Times New Roman"/>
-        </w:rPr>
-        <w:t>一分册测试</w:t>
-      </w:r>
-      <w:r>
-        <w:rPr>
-          <w:rFonts w:hint="eastAsia" w:ascii="Times New Roman" w:hAnsi="Times New Roman" w:eastAsia="Times New Roman" w:cs="Times New Roman"/>
-        </w:rPr>
-        <w:t>-Ch6B-8-</w:t>
+          <w:rFonts w:hint="eastAsia" w:ascii="Times New Roman" w:hAnsi="Times New Roman" w:eastAsia="Times New Roman" w:cs="Times New Roman"/>
+        </w:rPr>
+        <w:t>Ch6B-8-</w:t>
       </w:r>
       <w:r>
         <w:rPr>
@@ -14284,7 +14266,7 @@
       </w:r>
     </w:p>
     <w:bookmarkEnd w:id="28"/>
-    <w:bookmarkStart w:id="29" w:name="一分册测试-ch9b-2-核裂变与铁配合物"/>
+    <w:bookmarkStart w:id="29" w:name="ch9b-2-核裂变与铁配合物"/>
     <w:p>
       <w:pPr>
         <w:pStyle w:val="Heading2"/>
@@ -14299,15 +14281,9 @@
       </w:r>
       <w:r>
         <w:rPr>
-          <w:rFonts w:hint="eastAsia" w:ascii="Times New Roman" w:hAnsi="Times New Roman" w:eastAsia="SimHei" w:cs="Times New Roman"/>
-        </w:rPr>
-        <w:t>一分册测试</w:t>
-      </w:r>
-      <w:r>
-        <w:rPr>
-          <w:rFonts w:hint="eastAsia" w:ascii="Times New Roman" w:hAnsi="Times New Roman" w:eastAsia="Times New Roman" w:cs="Times New Roman"/>
-        </w:rPr>
-        <w:t>-Ch9B-2-</w:t>
+          <w:rFonts w:hint="eastAsia" w:ascii="Times New Roman" w:hAnsi="Times New Roman" w:eastAsia="Times New Roman" w:cs="Times New Roman"/>
+        </w:rPr>
+        <w:t>Ch9B-2-</w:t>
       </w:r>
       <w:r>
         <w:rPr>
@@ -15831,7 +15807,7 @@
       </w:r>
     </w:p>
     <w:bookmarkEnd w:id="29"/>
-    <w:bookmarkStart w:id="30" w:name="化学能力测试-ch1a-6-独居石钍铀放射性年代"/>
+    <w:bookmarkStart w:id="30" w:name="ch1a-6-独居石钍铀放射性年代"/>
     <w:p>
       <w:pPr>
         <w:pStyle w:val="Heading2"/>
@@ -15846,15 +15822,9 @@
       </w:r>
       <w:r>
         <w:rPr>
-          <w:rFonts w:hint="eastAsia" w:ascii="Times New Roman" w:hAnsi="Times New Roman" w:eastAsia="SimHei" w:cs="Times New Roman"/>
-        </w:rPr>
-        <w:t>化学能力测试</w:t>
-      </w:r>
-      <w:r>
-        <w:rPr>
-          <w:rFonts w:hint="eastAsia" w:ascii="Times New Roman" w:hAnsi="Times New Roman" w:eastAsia="Times New Roman" w:cs="Times New Roman"/>
-        </w:rPr>
-        <w:t>-Ch1A-6-</w:t>
+          <w:rFonts w:hint="eastAsia" w:ascii="Times New Roman" w:hAnsi="Times New Roman" w:eastAsia="Times New Roman" w:cs="Times New Roman"/>
+        </w:rPr>
+        <w:t>Ch1A-6-</w:t>
       </w:r>
       <w:r>
         <w:rPr>
@@ -17912,7 +17882,7 @@
       </w:r>
     </w:p>
     <w:bookmarkEnd w:id="30"/>
-    <w:bookmarkStart w:id="31" w:name="化学能力测试-ch1a-10-铀同位素放射性系列"/>
+    <w:bookmarkStart w:id="31" w:name="ch1a-10-铀同位素放射性系列"/>
     <w:p>
       <w:pPr>
         <w:pStyle w:val="Heading2"/>
@@ -17927,15 +17897,9 @@
       </w:r>
       <w:r>
         <w:rPr>
-          <w:rFonts w:hint="eastAsia" w:ascii="Times New Roman" w:hAnsi="Times New Roman" w:eastAsia="SimHei" w:cs="Times New Roman"/>
-        </w:rPr>
-        <w:t>化学能力测试</w:t>
-      </w:r>
-      <w:r>
-        <w:rPr>
-          <w:rFonts w:hint="eastAsia" w:ascii="Times New Roman" w:hAnsi="Times New Roman" w:eastAsia="Times New Roman" w:cs="Times New Roman"/>
-        </w:rPr>
-        <w:t>-Ch1A-10-</w:t>
+          <w:rFonts w:hint="eastAsia" w:ascii="Times New Roman" w:hAnsi="Times New Roman" w:eastAsia="Times New Roman" w:cs="Times New Roman"/>
+        </w:rPr>
+        <w:t>Ch1A-10-</w:t>
       </w:r>
       <w:r>
         <w:rPr>
@@ -19778,7 +19742,7 @@
       </w:r>
     </w:p>
     <w:bookmarkEnd w:id="31"/>
-    <w:bookmarkStart w:id="32" w:name="化学能力测试-ch7b-2-有机酯铜盐饱和溶液"/>
+    <w:bookmarkStart w:id="32" w:name="ch7b-2-有机酯铜盐饱和溶液"/>
     <w:p>
       <w:pPr>
         <w:pStyle w:val="Heading2"/>
@@ -19793,15 +19757,9 @@
       </w:r>
       <w:r>
         <w:rPr>
-          <w:rFonts w:hint="eastAsia" w:ascii="Times New Roman" w:hAnsi="Times New Roman" w:eastAsia="SimHei" w:cs="Times New Roman"/>
-        </w:rPr>
-        <w:t>化学能力测试</w:t>
-      </w:r>
-      <w:r>
-        <w:rPr>
-          <w:rFonts w:hint="eastAsia" w:ascii="Times New Roman" w:hAnsi="Times New Roman" w:eastAsia="Times New Roman" w:cs="Times New Roman"/>
-        </w:rPr>
-        <w:t>-Ch7B-2-</w:t>
+          <w:rFonts w:hint="eastAsia" w:ascii="Times New Roman" w:hAnsi="Times New Roman" w:eastAsia="Times New Roman" w:cs="Times New Roman"/>
+        </w:rPr>
+        <w:t>Ch7B-2-</w:t>
       </w:r>
       <w:r>
         <w:rPr>
@@ -21399,7 +21357,7 @@
       </w:r>
     </w:p>
     <w:bookmarkEnd w:id="32"/>
-    <w:bookmarkStart w:id="33" w:name="化学能力测试-ch7b-4-盐溶液混合推断abxy"/>
+    <w:bookmarkStart w:id="33" w:name="ch7b-4-盐溶液混合推断abxy"/>
     <w:p>
       <w:pPr>
         <w:pStyle w:val="Heading2"/>
@@ -21414,15 +21372,9 @@
       </w:r>
       <w:r>
         <w:rPr>
-          <w:rFonts w:hint="eastAsia" w:ascii="Times New Roman" w:hAnsi="Times New Roman" w:eastAsia="SimHei" w:cs="Times New Roman"/>
-        </w:rPr>
-        <w:t>化学能力测试</w:t>
-      </w:r>
-      <w:r>
-        <w:rPr>
-          <w:rFonts w:hint="eastAsia" w:ascii="Times New Roman" w:hAnsi="Times New Roman" w:eastAsia="Times New Roman" w:cs="Times New Roman"/>
-        </w:rPr>
-        <w:t>-Ch7B-4-</w:t>
+          <w:rFonts w:hint="eastAsia" w:ascii="Times New Roman" w:hAnsi="Times New Roman" w:eastAsia="Times New Roman" w:cs="Times New Roman"/>
+        </w:rPr>
+        <w:t>Ch7B-4-</w:t>
       </w:r>
       <w:r>
         <w:rPr>
